--- a/Session 1 - The Modern Excel + AI Landscape/Exercise.docx
+++ b/Session 1 - The Modern Excel + AI Landscape/Exercise.docx
@@ -13,7 +13,7 @@
           <w:color w:val="6FA63C"/>
           <w:sz w:val="22"/>
         </w:rPr>
-        <w:t>EXERCISE</w:t>
+        <w:t>SESSION 1 EXERCISE</w:t>
       </w:r>
     </w:p>
     <w:p>
@@ -27,7 +27,7 @@
           <w:color w:val="101110"/>
           <w:sz w:val="44"/>
         </w:rPr>
-        <w:t>Session 1 — Exercise: Clean a Messy Export (and make it repeatable)</w:t>
+        <w:t>Session 1 — Take‑Home Exercise</w:t>
       </w:r>
     </w:p>
     <w:p>
@@ -57,7 +57,7 @@
           <w:color w:val="101110"/>
           <w:sz w:val="22"/>
         </w:rPr>
-        <w:t xml:space="preserve"> 30–45 minutes · </w:t>
+        <w:t xml:space="preserve"> about 20 minutes · </w:t>
       </w:r>
       <w:r>
         <w:rPr>
@@ -66,7 +66,7 @@
           <w:color w:val="101110"/>
           <w:sz w:val="22"/>
         </w:rPr>
-        <w:t>Tools:</w:t>
+        <w:t>Tool:</w:t>
       </w:r>
       <w:r>
         <w:rPr>
@@ -74,7 +74,7 @@
           <w:color w:val="101110"/>
           <w:sz w:val="22"/>
         </w:rPr>
-        <w:t xml:space="preserve"> Power Query + your AI assistant </w:t>
+        <w:t xml:space="preserve"> Power Query </w:t>
       </w:r>
       <w:r>
         <w:rPr>
@@ -99,7 +99,7 @@
           <w:color w:val="333333"/>
           <w:sz w:val="22"/>
         </w:rPr>
-        <w:t>datasets/session-1/regional-sales-RAW.csv</w:t>
+        <w:t>Data/regional-sales-RAW.csv</w:t>
       </w:r>
       <w:r>
         <w:rPr>
@@ -107,23 +107,7 @@
           <w:color w:val="101110"/>
           <w:sz w:val="22"/>
         </w:rPr>
-        <w:t xml:space="preserve"> (an </w:t>
-      </w:r>
-      <w:r>
-        <w:rPr>
-          <w:rFonts w:ascii="Consolas" w:hAnsi="Consolas"/>
-          <w:color w:val="333333"/>
-          <w:sz w:val="22"/>
-        </w:rPr>
-        <w:t>.xlsx</w:t>
-      </w:r>
-      <w:r>
-        <w:rPr>
-          <w:rFonts w:ascii="Calibri" w:hAnsi="Calibri"/>
-          <w:color w:val="101110"/>
-          <w:sz w:val="22"/>
-        </w:rPr>
-        <w:t xml:space="preserve"> version is in the same folder if you prefer)</w:t>
+        <w:t xml:space="preserve"> (in this session's folder)</w:t>
       </w:r>
     </w:p>
     <w:p>
@@ -136,16 +120,8 @@
           <w:color w:val="101110"/>
           <w:sz w:val="22"/>
         </w:rPr>
-        <w:t>You watched this in class. Now do it yourself — that's where it sticks.</w:t>
+        <w:t>This is just the clean we did together in class — now on your own, start to finish. Same file, same steps. Nothing new.</w:t>
       </w:r>
-    </w:p>
-    <w:p>
-      <w:pPr>
-        <w:spacing w:before="40" w:after="160"/>
-        <w:pBdr>
-          <w:bottom w:val="single" w:sz="18" w:space="1" w:color="B1E882"/>
-        </w:pBdr>
-      </w:pPr>
     </w:p>
     <w:p>
       <w:pPr>
@@ -158,7 +134,7 @@
           <w:color w:val="101110"/>
           <w:sz w:val="30"/>
         </w:rPr>
-        <w:t>The task</w:t>
+        <w:t>What to do</w:t>
       </w:r>
     </w:p>
     <w:p>
@@ -171,402 +147,7 @@
           <w:color w:val="101110"/>
           <w:sz w:val="22"/>
         </w:rPr>
-        <w:t xml:space="preserve">Turn the raw quarterly sales export into </w:t>
-      </w:r>
-      <w:r>
-        <w:rPr>
-          <w:rFonts w:ascii="Calibri" w:hAnsi="Calibri"/>
-          <w:b/>
-          <w:color w:val="101110"/>
-          <w:sz w:val="22"/>
-        </w:rPr>
-        <w:t>one clean table you can trust</w:t>
-      </w:r>
-      <w:r>
-        <w:rPr>
-          <w:rFonts w:ascii="Calibri" w:hAnsi="Calibri"/>
-          <w:color w:val="101110"/>
-          <w:sz w:val="22"/>
-        </w:rPr>
-        <w:t>, built from recorded steps so next quarter's file cleans itself.</w:t>
-      </w:r>
-    </w:p>
-    <w:p>
-      <w:pPr>
-        <w:spacing w:after="120"/>
-      </w:pPr>
-      <w:r>
-        <w:rPr>
-          <w:rFonts w:ascii="Calibri" w:hAnsi="Calibri"/>
-          <w:color w:val="101110"/>
-          <w:sz w:val="22"/>
-        </w:rPr>
-        <w:t>A correct result has:</w:t>
-      </w:r>
-    </w:p>
-    <w:p>
-      <w:pPr>
-        <w:pStyle w:val="ListBullet"/>
-        <w:spacing w:after="40"/>
-        <w:ind w:left="432" w:hanging="259"/>
-      </w:pPr>
-      <w:r>
-        <w:rPr>
-          <w:rFonts w:ascii="Calibri" w:hAnsi="Calibri"/>
-          <w:color w:val="101110"/>
-          <w:sz w:val="22"/>
-        </w:rPr>
-        <w:t xml:space="preserve">The junk rows at the top and the </w:t>
-      </w:r>
-      <w:r>
-        <w:rPr>
-          <w:rFonts w:ascii="Consolas" w:hAnsi="Consolas"/>
-          <w:color w:val="333333"/>
-          <w:sz w:val="22"/>
-        </w:rPr>
-        <w:t>TOTAL</w:t>
-      </w:r>
-      <w:r>
-        <w:rPr>
-          <w:rFonts w:ascii="Calibri" w:hAnsi="Calibri"/>
-          <w:color w:val="101110"/>
-          <w:sz w:val="22"/>
-        </w:rPr>
-        <w:t xml:space="preserve"> row at the bottom </w:t>
-      </w:r>
-      <w:r>
-        <w:rPr>
-          <w:rFonts w:ascii="Calibri" w:hAnsi="Calibri"/>
-          <w:b/>
-          <w:color w:val="101110"/>
-          <w:sz w:val="22"/>
-        </w:rPr>
-        <w:t>removed</w:t>
-      </w:r>
-    </w:p>
-    <w:p>
-      <w:pPr>
-        <w:pStyle w:val="ListBullet"/>
-        <w:spacing w:after="40"/>
-        <w:ind w:left="432" w:hanging="259"/>
-      </w:pPr>
-      <w:r>
-        <w:rPr>
-          <w:rFonts w:ascii="Consolas" w:hAnsi="Consolas"/>
-          <w:color w:val="333333"/>
-          <w:sz w:val="22"/>
-        </w:rPr>
-        <w:t>Order Date</w:t>
-      </w:r>
-      <w:r>
-        <w:rPr>
-          <w:rFonts w:ascii="Calibri" w:hAnsi="Calibri"/>
-          <w:color w:val="101110"/>
-          <w:sz w:val="22"/>
-        </w:rPr>
-        <w:t xml:space="preserve"> as a real </w:t>
-      </w:r>
-      <w:r>
-        <w:rPr>
-          <w:rFonts w:ascii="Calibri" w:hAnsi="Calibri"/>
-          <w:b/>
-          <w:color w:val="101110"/>
-          <w:sz w:val="22"/>
-        </w:rPr>
-        <w:t>Date</w:t>
-      </w:r>
-    </w:p>
-    <w:p>
-      <w:pPr>
-        <w:pStyle w:val="ListBullet"/>
-        <w:spacing w:after="40"/>
-        <w:ind w:left="432" w:hanging="259"/>
-      </w:pPr>
-      <w:r>
-        <w:rPr>
-          <w:rFonts w:ascii="Consolas" w:hAnsi="Consolas"/>
-          <w:color w:val="333333"/>
-          <w:sz w:val="22"/>
-        </w:rPr>
-        <w:t>Region</w:t>
-      </w:r>
-      <w:r>
-        <w:rPr>
-          <w:rFonts w:ascii="Calibri" w:hAnsi="Calibri"/>
-          <w:color w:val="101110"/>
-          <w:sz w:val="22"/>
-        </w:rPr>
-        <w:t xml:space="preserve"> reduced to exactly </w:t>
-      </w:r>
-      <w:r>
-        <w:rPr>
-          <w:rFonts w:ascii="Calibri" w:hAnsi="Calibri"/>
-          <w:b/>
-          <w:color w:val="101110"/>
-          <w:sz w:val="22"/>
-        </w:rPr>
-        <w:t>4 values</w:t>
-      </w:r>
-      <w:r>
-        <w:rPr>
-          <w:rFonts w:ascii="Calibri" w:hAnsi="Calibri"/>
-          <w:color w:val="101110"/>
-          <w:sz w:val="22"/>
-        </w:rPr>
-        <w:t xml:space="preserve"> (North, South, East, West)</w:t>
-      </w:r>
-    </w:p>
-    <w:p>
-      <w:pPr>
-        <w:pStyle w:val="ListBullet"/>
-        <w:spacing w:after="40"/>
-        <w:ind w:left="432" w:hanging="259"/>
-      </w:pPr>
-      <w:r>
-        <w:rPr>
-          <w:rFonts w:ascii="Consolas" w:hAnsi="Consolas"/>
-          <w:color w:val="333333"/>
-          <w:sz w:val="22"/>
-        </w:rPr>
-        <w:t>Sales Rep</w:t>
-      </w:r>
-      <w:r>
-        <w:rPr>
-          <w:rFonts w:ascii="Calibri" w:hAnsi="Calibri"/>
-          <w:color w:val="101110"/>
-          <w:sz w:val="22"/>
-        </w:rPr>
-        <w:t xml:space="preserve"> consistently </w:t>
-      </w:r>
-      <w:r>
-        <w:rPr>
-          <w:rFonts w:ascii="Consolas" w:hAnsi="Consolas"/>
-          <w:color w:val="333333"/>
-          <w:sz w:val="22"/>
-        </w:rPr>
-        <w:t>First Last</w:t>
-      </w:r>
-    </w:p>
-    <w:p>
-      <w:pPr>
-        <w:pStyle w:val="ListBullet"/>
-        <w:spacing w:after="40"/>
-        <w:ind w:left="432" w:hanging="259"/>
-      </w:pPr>
-      <w:r>
-        <w:rPr>
-          <w:rFonts w:ascii="Consolas" w:hAnsi="Consolas"/>
-          <w:color w:val="333333"/>
-          <w:sz w:val="22"/>
-        </w:rPr>
-        <w:t>Product</w:t>
-      </w:r>
-      <w:r>
-        <w:rPr>
-          <w:rFonts w:ascii="Calibri" w:hAnsi="Calibri"/>
-          <w:color w:val="101110"/>
-          <w:sz w:val="22"/>
-        </w:rPr>
-        <w:t xml:space="preserve"> trimmed and consistently cased</w:t>
-      </w:r>
-    </w:p>
-    <w:p>
-      <w:pPr>
-        <w:pStyle w:val="ListBullet"/>
-        <w:spacing w:after="40"/>
-        <w:ind w:left="432" w:hanging="259"/>
-      </w:pPr>
-      <w:r>
-        <w:rPr>
-          <w:rFonts w:ascii="Consolas" w:hAnsi="Consolas"/>
-          <w:color w:val="333333"/>
-          <w:sz w:val="22"/>
-        </w:rPr>
-        <w:t>Quantity</w:t>
-      </w:r>
-      <w:r>
-        <w:rPr>
-          <w:rFonts w:ascii="Calibri" w:hAnsi="Calibri"/>
-          <w:color w:val="101110"/>
-          <w:sz w:val="22"/>
-        </w:rPr>
-        <w:t xml:space="preserve"> a </w:t>
-      </w:r>
-      <w:r>
-        <w:rPr>
-          <w:rFonts w:ascii="Calibri" w:hAnsi="Calibri"/>
-          <w:b/>
-          <w:color w:val="101110"/>
-          <w:sz w:val="22"/>
-        </w:rPr>
-        <w:t>whole number</w:t>
-      </w:r>
-      <w:r>
-        <w:rPr>
-          <w:rFonts w:ascii="Calibri" w:hAnsi="Calibri"/>
-          <w:color w:val="101110"/>
-          <w:sz w:val="22"/>
-        </w:rPr>
-        <w:t xml:space="preserve">; </w:t>
-      </w:r>
-      <w:r>
-        <w:rPr>
-          <w:rFonts w:ascii="Consolas" w:hAnsi="Consolas"/>
-          <w:color w:val="333333"/>
-          <w:sz w:val="22"/>
-        </w:rPr>
-        <w:t>Revenue</w:t>
-      </w:r>
-      <w:r>
-        <w:rPr>
-          <w:rFonts w:ascii="Calibri" w:hAnsi="Calibri"/>
-          <w:color w:val="101110"/>
-          <w:sz w:val="22"/>
-        </w:rPr>
-        <w:t xml:space="preserve"> a </w:t>
-      </w:r>
-      <w:r>
-        <w:rPr>
-          <w:rFonts w:ascii="Calibri" w:hAnsi="Calibri"/>
-          <w:b/>
-          <w:color w:val="101110"/>
-          <w:sz w:val="22"/>
-        </w:rPr>
-        <w:t>decimal number</w:t>
-      </w:r>
-      <w:r>
-        <w:rPr>
-          <w:rFonts w:ascii="Calibri" w:hAnsi="Calibri"/>
-          <w:color w:val="101110"/>
-          <w:sz w:val="22"/>
-        </w:rPr>
-        <w:t xml:space="preserve"> (no </w:t>
-      </w:r>
-      <w:r>
-        <w:rPr>
-          <w:rFonts w:ascii="Consolas" w:hAnsi="Consolas"/>
-          <w:color w:val="333333"/>
-          <w:sz w:val="22"/>
-        </w:rPr>
-        <w:t>$</w:t>
-      </w:r>
-      <w:r>
-        <w:rPr>
-          <w:rFonts w:ascii="Calibri" w:hAnsi="Calibri"/>
-          <w:color w:val="101110"/>
-          <w:sz w:val="22"/>
-        </w:rPr>
-        <w:t>, no commas)</w:t>
-      </w:r>
-    </w:p>
-    <w:p>
-      <w:pPr>
-        <w:pStyle w:val="ListBullet"/>
-        <w:spacing w:after="40"/>
-        <w:ind w:left="432" w:hanging="259"/>
-      </w:pPr>
-      <w:r>
-        <w:rPr>
-          <w:rFonts w:ascii="Calibri" w:hAnsi="Calibri"/>
-          <w:b/>
-          <w:color w:val="101110"/>
-          <w:sz w:val="22"/>
-        </w:rPr>
-        <w:t>No duplicate rows</w:t>
-      </w:r>
-    </w:p>
-    <w:p>
-      <w:pPr>
-        <w:spacing w:after="120"/>
-      </w:pPr>
-      <w:r>
-        <w:rPr>
-          <w:rFonts w:ascii="Calibri" w:hAnsi="Calibri"/>
-          <w:b/>
-          <w:color w:val="101110"/>
-          <w:sz w:val="22"/>
-        </w:rPr>
-        <w:t>Targets to check your work:</w:t>
-      </w:r>
-      <w:r>
-        <w:rPr>
-          <w:rFonts w:ascii="Calibri" w:hAnsi="Calibri"/>
-          <w:color w:val="101110"/>
-          <w:sz w:val="22"/>
-        </w:rPr>
-        <w:t xml:space="preserve"> about </w:t>
-      </w:r>
-      <w:r>
-        <w:rPr>
-          <w:rFonts w:ascii="Calibri" w:hAnsi="Calibri"/>
-          <w:b/>
-          <w:color w:val="101110"/>
-          <w:sz w:val="22"/>
-        </w:rPr>
-        <w:t>248 rows</w:t>
-      </w:r>
-      <w:r>
-        <w:rPr>
-          <w:rFonts w:ascii="Calibri" w:hAnsi="Calibri"/>
-          <w:color w:val="101110"/>
-          <w:sz w:val="22"/>
-        </w:rPr>
-        <w:t xml:space="preserve"> and total </w:t>
-      </w:r>
-      <w:r>
-        <w:rPr>
-          <w:rFonts w:ascii="Consolas" w:hAnsi="Consolas"/>
-          <w:color w:val="333333"/>
-          <w:sz w:val="22"/>
-        </w:rPr>
-        <w:t>Revenue</w:t>
-      </w:r>
-      <w:r>
-        <w:rPr>
-          <w:rFonts w:ascii="Calibri" w:hAnsi="Calibri"/>
-          <w:color w:val="101110"/>
-          <w:sz w:val="22"/>
-        </w:rPr>
-        <w:t xml:space="preserve"> ≈ </w:t>
-      </w:r>
-      <w:r>
-        <w:rPr>
-          <w:rFonts w:ascii="Calibri" w:hAnsi="Calibri"/>
-          <w:b/>
-          <w:color w:val="101110"/>
-          <w:sz w:val="22"/>
-        </w:rPr>
-        <w:t>$555,000</w:t>
-      </w:r>
-      <w:r>
-        <w:rPr>
-          <w:rFonts w:ascii="Calibri" w:hAnsi="Calibri"/>
-          <w:color w:val="101110"/>
-          <w:sz w:val="22"/>
-        </w:rPr>
-        <w:t>.</w:t>
-      </w:r>
-    </w:p>
-    <w:p>
-      <w:pPr>
-        <w:spacing w:before="40" w:after="160"/>
-        <w:pBdr>
-          <w:bottom w:val="single" w:sz="18" w:space="1" w:color="B1E882"/>
-        </w:pBdr>
-      </w:pPr>
-    </w:p>
-    <w:p>
-      <w:pPr>
-        <w:spacing w:before="200" w:after="60"/>
-      </w:pPr>
-      <w:r>
-        <w:rPr>
-          <w:rFonts w:ascii="Calibri" w:hAnsi="Calibri"/>
-          <w:b/>
-          <w:color w:val="101110"/>
-          <w:sz w:val="30"/>
-        </w:rPr>
-        <w:t>Steps (you don't need to memorize these — Power Query records them)</w:t>
+        <w:t>Open the file in Power Query and run the same steps we did in class:</w:t>
       </w:r>
     </w:p>
     <w:p>
@@ -582,7 +163,7 @@
           <w:color w:val="101110"/>
           <w:sz w:val="22"/>
         </w:rPr>
-        <w:t>Connect, don't paste.</w:t>
+        <w:t>Connect</w:t>
       </w:r>
       <w:r>
         <w:rPr>
@@ -590,45 +171,7 @@
           <w:color w:val="101110"/>
           <w:sz w:val="22"/>
         </w:rPr>
-        <w:t xml:space="preserve"> </w:t>
-      </w:r>
-      <w:r>
-        <w:rPr>
-          <w:rFonts w:ascii="Consolas" w:hAnsi="Consolas"/>
-          <w:color w:val="333333"/>
-          <w:sz w:val="22"/>
-        </w:rPr>
-        <w:t>Data ▸ Get Data ▸ From Text/CSV</w:t>
-      </w:r>
-      <w:r>
-        <w:rPr>
-          <w:rFonts w:ascii="Calibri" w:hAnsi="Calibri"/>
-          <w:color w:val="101110"/>
-          <w:sz w:val="22"/>
-        </w:rPr>
-        <w:t xml:space="preserve"> → pick the file →</w:t>
-      </w:r>
-    </w:p>
-    <w:p>
-      <w:pPr>
-        <w:spacing w:after="120"/>
-      </w:pPr>
-      <w:r>
-        <w:rPr>
-          <w:rFonts w:ascii="Calibri" w:hAnsi="Calibri"/>
-          <w:b/>
-          <w:color w:val="101110"/>
-          <w:sz w:val="22"/>
-        </w:rPr>
-        <w:t>Transform Data</w:t>
-      </w:r>
-      <w:r>
-        <w:rPr>
-          <w:rFonts w:ascii="Calibri" w:hAnsi="Calibri"/>
-          <w:color w:val="101110"/>
-          <w:sz w:val="22"/>
-        </w:rPr>
-        <w:t>.</w:t>
+        <w:t xml:space="preserve"> (Get Data ▸ From Text/CSV ▸ Transform Data).</w:t>
       </w:r>
     </w:p>
     <w:p>
@@ -640,10 +183,19 @@
       <w:r>
         <w:rPr>
           <w:rFonts w:ascii="Calibri" w:hAnsi="Calibri"/>
+          <w:b/>
           <w:color w:val="101110"/>
           <w:sz w:val="22"/>
         </w:rPr>
-        <w:t xml:space="preserve">Remove the 3 junk rows at the top; </w:t>
+        <w:t>Remove the 3 junk rows</w:t>
+      </w:r>
+      <w:r>
+        <w:rPr>
+          <w:rFonts w:ascii="Calibri" w:hAnsi="Calibri"/>
+          <w:color w:val="101110"/>
+          <w:sz w:val="22"/>
+        </w:rPr>
+        <w:t xml:space="preserve"> at the top; </w:t>
       </w:r>
       <w:r>
         <w:rPr>
@@ -671,8 +223,9 @@
       </w:pPr>
       <w:r>
         <w:rPr>
-          <w:rFonts w:ascii="Consolas" w:hAnsi="Consolas"/>
-          <w:color w:val="333333"/>
+          <w:rFonts w:ascii="Calibri" w:hAnsi="Calibri"/>
+          <w:b/>
+          <w:color w:val="101110"/>
           <w:sz w:val="22"/>
         </w:rPr>
         <w:t>Trim</w:t>
@@ -683,23 +236,7 @@
           <w:color w:val="101110"/>
           <w:sz w:val="22"/>
         </w:rPr>
-        <w:t xml:space="preserve"> and </w:t>
-      </w:r>
-      <w:r>
-        <w:rPr>
-          <w:rFonts w:ascii="Consolas" w:hAnsi="Consolas"/>
-          <w:color w:val="333333"/>
-          <w:sz w:val="22"/>
-        </w:rPr>
-        <w:t>Clean</w:t>
-      </w:r>
-      <w:r>
-        <w:rPr>
-          <w:rFonts w:ascii="Calibri" w:hAnsi="Calibri"/>
-          <w:color w:val="101110"/>
-          <w:sz w:val="22"/>
-        </w:rPr>
-        <w:t xml:space="preserve"> the text columns (Region, Sales Rep, Product).</w:t>
+        <w:t xml:space="preserve"> the text columns.</w:t>
       </w:r>
     </w:p>
     <w:p>
@@ -715,7 +252,7 @@
           <w:color w:val="101110"/>
           <w:sz w:val="22"/>
         </w:rPr>
-        <w:t>Use AI here.</w:t>
+        <w:t>Fix Revenue:</w:t>
       </w:r>
       <w:r>
         <w:rPr>
@@ -723,140 +260,7 @@
           <w:color w:val="101110"/>
           <w:sz w:val="22"/>
         </w:rPr>
-        <w:t xml:space="preserve"> Paste the messy Region values into ChatGPT/Claude and ask for</w:t>
-      </w:r>
-    </w:p>
-    <w:p>
-      <w:pPr>
-        <w:spacing w:after="120"/>
-      </w:pPr>
-      <w:r>
-        <w:rPr>
-          <w:rFonts w:ascii="Calibri" w:hAnsi="Calibri"/>
-          <w:color w:val="101110"/>
-          <w:sz w:val="22"/>
-        </w:rPr>
-        <w:t xml:space="preserve">a Power Query step that maps them all to North/South/East/West. </w:t>
-      </w:r>
-      <w:r>
-        <w:rPr>
-          <w:rFonts w:ascii="Calibri" w:hAnsi="Calibri"/>
-          <w:b/>
-          <w:color w:val="101110"/>
-          <w:sz w:val="22"/>
-        </w:rPr>
-        <w:t>Read the code before you trust it.</w:t>
-      </w:r>
-      <w:r>
-        <w:rPr>
-          <w:rFonts w:ascii="Calibri" w:hAnsi="Calibri"/>
-          <w:color w:val="101110"/>
-          <w:sz w:val="22"/>
-        </w:rPr>
-        <w:t xml:space="preserve"> (See the prompt cheat sheet.)</w:t>
-      </w:r>
-    </w:p>
-    <w:p>
-      <w:pPr>
-        <w:pStyle w:val="ListNumber"/>
-        <w:spacing w:after="40"/>
-        <w:ind w:left="432" w:hanging="259"/>
-      </w:pPr>
-      <w:r>
-        <w:rPr>
-          <w:rFonts w:ascii="Calibri" w:hAnsi="Calibri"/>
-          <w:color w:val="101110"/>
-          <w:sz w:val="22"/>
-        </w:rPr>
-        <w:t xml:space="preserve">Fix </w:t>
-      </w:r>
-      <w:r>
-        <w:rPr>
-          <w:rFonts w:ascii="Consolas" w:hAnsi="Consolas"/>
-          <w:color w:val="333333"/>
-          <w:sz w:val="22"/>
-        </w:rPr>
-        <w:t>Sales Rep</w:t>
-      </w:r>
-      <w:r>
-        <w:rPr>
-          <w:rFonts w:ascii="Calibri" w:hAnsi="Calibri"/>
-          <w:color w:val="101110"/>
-          <w:sz w:val="22"/>
-        </w:rPr>
-        <w:t xml:space="preserve"> (</w:t>
-      </w:r>
-      <w:r>
-        <w:rPr>
-          <w:rFonts w:ascii="Consolas" w:hAnsi="Consolas"/>
-          <w:color w:val="333333"/>
-          <w:sz w:val="22"/>
-        </w:rPr>
-        <w:t>Last, First</w:t>
-      </w:r>
-      <w:r>
-        <w:rPr>
-          <w:rFonts w:ascii="Calibri" w:hAnsi="Calibri"/>
-          <w:color w:val="101110"/>
-          <w:sz w:val="22"/>
-        </w:rPr>
-        <w:t xml:space="preserve"> → </w:t>
-      </w:r>
-      <w:r>
-        <w:rPr>
-          <w:rFonts w:ascii="Consolas" w:hAnsi="Consolas"/>
-          <w:color w:val="333333"/>
-          <w:sz w:val="22"/>
-        </w:rPr>
-        <w:t>First Last</w:t>
-      </w:r>
-      <w:r>
-        <w:rPr>
-          <w:rFonts w:ascii="Calibri" w:hAnsi="Calibri"/>
-          <w:color w:val="101110"/>
-          <w:sz w:val="22"/>
-        </w:rPr>
-        <w:t xml:space="preserve">) with </w:t>
-      </w:r>
-      <w:r>
-        <w:rPr>
-          <w:rFonts w:ascii="Calibri" w:hAnsi="Calibri"/>
-          <w:b/>
-          <w:color w:val="101110"/>
-          <w:sz w:val="22"/>
-        </w:rPr>
-        <w:t>Column From Examples</w:t>
-      </w:r>
-      <w:r>
-        <w:rPr>
-          <w:rFonts w:ascii="Calibri" w:hAnsi="Calibri"/>
-          <w:color w:val="101110"/>
-          <w:sz w:val="22"/>
-        </w:rPr>
-        <w:t>.</w:t>
-      </w:r>
-    </w:p>
-    <w:p>
-      <w:pPr>
-        <w:pStyle w:val="ListNumber"/>
-        <w:spacing w:after="40"/>
-        <w:ind w:left="432" w:hanging="259"/>
-      </w:pPr>
-      <w:r>
-        <w:rPr>
-          <w:rFonts w:ascii="Consolas" w:hAnsi="Consolas"/>
-          <w:color w:val="333333"/>
-          <w:sz w:val="22"/>
-        </w:rPr>
-        <w:t>Revenue</w:t>
-      </w:r>
-      <w:r>
-        <w:rPr>
-          <w:rFonts w:ascii="Calibri" w:hAnsi="Calibri"/>
-          <w:color w:val="101110"/>
-          <w:sz w:val="22"/>
-        </w:rPr>
-        <w:t xml:space="preserve">: remove </w:t>
+        <w:t xml:space="preserve"> remove </w:t>
       </w:r>
       <w:r>
         <w:rPr>
@@ -888,7 +292,31 @@
           <w:color w:val="101110"/>
           <w:sz w:val="22"/>
         </w:rPr>
-        <w:t xml:space="preserve">, set type </w:t>
+        <w:t>, then change the type to a number.</w:t>
+      </w:r>
+    </w:p>
+    <w:p>
+      <w:pPr>
+        <w:pStyle w:val="ListNumber"/>
+        <w:spacing w:after="40"/>
+        <w:ind w:left="432" w:hanging="259"/>
+      </w:pPr>
+      <w:r>
+        <w:rPr>
+          <w:rFonts w:ascii="Calibri" w:hAnsi="Calibri"/>
+          <w:b/>
+          <w:color w:val="101110"/>
+          <w:sz w:val="22"/>
+        </w:rPr>
+        <w:t>Fix Quantity:</w:t>
+      </w:r>
+      <w:r>
+        <w:rPr>
+          <w:rFonts w:ascii="Calibri" w:hAnsi="Calibri"/>
+          <w:color w:val="101110"/>
+          <w:sz w:val="22"/>
+        </w:rPr>
+        <w:t xml:space="preserve"> change to a whole number; </w:t>
       </w:r>
       <w:r>
         <w:rPr>
@@ -897,7 +325,7 @@
           <w:color w:val="101110"/>
           <w:sz w:val="22"/>
         </w:rPr>
-        <w:t>Decimal Number</w:t>
+        <w:t>Remove Errors</w:t>
       </w:r>
       <w:r>
         <w:rPr>
@@ -905,45 +333,7 @@
           <w:color w:val="101110"/>
           <w:sz w:val="22"/>
         </w:rPr>
-        <w:t xml:space="preserve">. </w:t>
-      </w:r>
-      <w:r>
-        <w:rPr>
-          <w:rFonts w:ascii="Consolas" w:hAnsi="Consolas"/>
-          <w:color w:val="333333"/>
-          <w:sz w:val="22"/>
-        </w:rPr>
-        <w:t>Quantity</w:t>
-      </w:r>
-      <w:r>
-        <w:rPr>
-          <w:rFonts w:ascii="Calibri" w:hAnsi="Calibri"/>
-          <w:color w:val="101110"/>
-          <w:sz w:val="22"/>
-        </w:rPr>
-        <w:t>: set type</w:t>
-      </w:r>
-    </w:p>
-    <w:p>
-      <w:pPr>
-        <w:spacing w:after="120"/>
-      </w:pPr>
-      <w:r>
-        <w:rPr>
-          <w:rFonts w:ascii="Calibri" w:hAnsi="Calibri"/>
-          <w:b/>
-          <w:color w:val="101110"/>
-          <w:sz w:val="22"/>
-        </w:rPr>
-        <w:t>Whole Number</w:t>
-      </w:r>
-      <w:r>
-        <w:rPr>
-          <w:rFonts w:ascii="Calibri" w:hAnsi="Calibri"/>
-          <w:color w:val="101110"/>
-          <w:sz w:val="22"/>
-        </w:rPr>
-        <w:t xml:space="preserve">, then handle the row that says </w:t>
+        <w:t xml:space="preserve"> for the </w:t>
       </w:r>
       <w:r>
         <w:rPr>
@@ -959,88 +349,7 @@
           <w:color w:val="101110"/>
           <w:sz w:val="22"/>
         </w:rPr>
-        <w:t xml:space="preserve"> (Remove Errors) and the blanks.</w:t>
-      </w:r>
-    </w:p>
-    <w:p>
-      <w:pPr>
-        <w:pStyle w:val="ListNumber"/>
-        <w:spacing w:after="40"/>
-        <w:ind w:left="432" w:hanging="259"/>
-      </w:pPr>
-      <w:r>
-        <w:rPr>
-          <w:rFonts w:ascii="Calibri" w:hAnsi="Calibri"/>
-          <w:color w:val="101110"/>
-          <w:sz w:val="22"/>
-        </w:rPr>
-        <w:t xml:space="preserve">Filter out the </w:t>
-      </w:r>
-      <w:r>
-        <w:rPr>
-          <w:rFonts w:ascii="Consolas" w:hAnsi="Consolas"/>
-          <w:color w:val="333333"/>
-          <w:sz w:val="22"/>
-        </w:rPr>
-        <w:t>TOTAL</w:t>
-      </w:r>
-      <w:r>
-        <w:rPr>
-          <w:rFonts w:ascii="Calibri" w:hAnsi="Calibri"/>
-          <w:color w:val="101110"/>
-          <w:sz w:val="22"/>
-        </w:rPr>
-        <w:t xml:space="preserve"> row; </w:t>
-      </w:r>
-      <w:r>
-        <w:rPr>
-          <w:rFonts w:ascii="Calibri" w:hAnsi="Calibri"/>
-          <w:b/>
-          <w:color w:val="101110"/>
-          <w:sz w:val="22"/>
-        </w:rPr>
-        <w:t>Remove Duplicates</w:t>
-      </w:r>
-      <w:r>
-        <w:rPr>
-          <w:rFonts w:ascii="Calibri" w:hAnsi="Calibri"/>
-          <w:color w:val="101110"/>
-          <w:sz w:val="22"/>
-        </w:rPr>
-        <w:t xml:space="preserve">; set </w:t>
-      </w:r>
-      <w:r>
-        <w:rPr>
-          <w:rFonts w:ascii="Consolas" w:hAnsi="Consolas"/>
-          <w:color w:val="333333"/>
-          <w:sz w:val="22"/>
-        </w:rPr>
-        <w:t>Order Date</w:t>
-      </w:r>
-      <w:r>
-        <w:rPr>
-          <w:rFonts w:ascii="Calibri" w:hAnsi="Calibri"/>
-          <w:color w:val="101110"/>
-          <w:sz w:val="22"/>
-        </w:rPr>
-        <w:t xml:space="preserve"> to </w:t>
-      </w:r>
-      <w:r>
-        <w:rPr>
-          <w:rFonts w:ascii="Calibri" w:hAnsi="Calibri"/>
-          <w:b/>
-          <w:color w:val="101110"/>
-          <w:sz w:val="22"/>
-        </w:rPr>
-        <w:t>Date</w:t>
-      </w:r>
-      <w:r>
-        <w:rPr>
-          <w:rFonts w:ascii="Calibri" w:hAnsi="Calibri"/>
-          <w:color w:val="101110"/>
-          <w:sz w:val="22"/>
-        </w:rPr>
-        <w:t>.</w:t>
+        <w:t xml:space="preserve"> cell.</w:t>
       </w:r>
     </w:p>
     <w:p>
@@ -1058,31 +367,6 @@
         </w:rPr>
         <w:t>Close &amp; Load.</w:t>
       </w:r>
-      <w:r>
-        <w:rPr>
-          <w:rFonts w:ascii="Calibri" w:hAnsi="Calibri"/>
-          <w:color w:val="101110"/>
-          <w:sz w:val="22"/>
-        </w:rPr>
-        <w:t xml:space="preserve"> Then change nothing and click </w:t>
-      </w:r>
-      <w:r>
-        <w:rPr>
-          <w:rFonts w:ascii="Calibri" w:hAnsi="Calibri"/>
-          <w:b/>
-          <w:color w:val="101110"/>
-          <w:sz w:val="22"/>
-        </w:rPr>
-        <w:t>Refresh</w:t>
-      </w:r>
-      <w:r>
-        <w:rPr>
-          <w:rFonts w:ascii="Calibri" w:hAnsi="Calibri"/>
-          <w:color w:val="101110"/>
-          <w:sz w:val="22"/>
-        </w:rPr>
-        <w:t xml:space="preserve"> — watch it re-run.</w:t>
-      </w:r>
     </w:p>
     <w:p>
       <w:pPr>
@@ -1094,166 +378,7 @@
           <w:color w:val="101110"/>
           <w:sz w:val="22"/>
         </w:rPr>
-        <w:t xml:space="preserve">Stuck? The full walkthrough and M code are in </w:t>
-      </w:r>
-      <w:r>
-        <w:rPr>
-          <w:rFonts w:ascii="Consolas" w:hAnsi="Consolas"/>
-          <w:color w:val="333333"/>
-          <w:sz w:val="22"/>
-        </w:rPr>
-        <w:t>solutions/session-1-power-query-solution.md</w:t>
-      </w:r>
-      <w:r>
-        <w:rPr>
-          <w:rFonts w:ascii="Calibri" w:hAnsi="Calibri"/>
-          <w:color w:val="101110"/>
-          <w:sz w:val="22"/>
-        </w:rPr>
-        <w:t>. Try first, peek second.</w:t>
-      </w:r>
-    </w:p>
-    <w:p>
-      <w:pPr>
-        <w:spacing w:before="40" w:after="160"/>
-        <w:pBdr>
-          <w:bottom w:val="single" w:sz="18" w:space="1" w:color="B1E882"/>
-        </w:pBdr>
-      </w:pPr>
-    </w:p>
-    <w:p>
-      <w:pPr>
-        <w:spacing w:before="200" w:after="60"/>
-      </w:pPr>
-      <w:r>
-        <w:rPr>
-          <w:rFonts w:ascii="Calibri" w:hAnsi="Calibri"/>
-          <w:b/>
-          <w:color w:val="101110"/>
-          <w:sz w:val="30"/>
-        </w:rPr>
-        <w:t>Submit (required)</w:t>
-      </w:r>
-    </w:p>
-    <w:p>
-      <w:pPr>
-        <w:spacing w:after="120"/>
-      </w:pPr>
-      <w:r>
-        <w:rPr>
-          <w:rFonts w:ascii="Calibri" w:hAnsi="Calibri"/>
-          <w:color w:val="101110"/>
-          <w:sz w:val="22"/>
-        </w:rPr>
-        <w:t>Post in the course Slack channel:</w:t>
-      </w:r>
-    </w:p>
-    <w:p>
-      <w:pPr>
-        <w:pStyle w:val="ListNumber"/>
-        <w:spacing w:after="40"/>
-        <w:ind w:left="432" w:hanging="259"/>
-      </w:pPr>
-      <w:r>
-        <w:rPr>
-          <w:rFonts w:ascii="Calibri" w:hAnsi="Calibri"/>
-          <w:color w:val="101110"/>
-          <w:sz w:val="22"/>
-        </w:rPr>
-        <w:t xml:space="preserve">A </w:t>
-      </w:r>
-      <w:r>
-        <w:rPr>
-          <w:rFonts w:ascii="Calibri" w:hAnsi="Calibri"/>
-          <w:b/>
-          <w:color w:val="101110"/>
-          <w:sz w:val="22"/>
-        </w:rPr>
-        <w:t>screenshot</w:t>
-      </w:r>
-      <w:r>
-        <w:rPr>
-          <w:rFonts w:ascii="Calibri" w:hAnsi="Calibri"/>
-          <w:color w:val="101110"/>
-          <w:sz w:val="22"/>
-        </w:rPr>
-        <w:t xml:space="preserve"> of your clean table showing the </w:t>
-      </w:r>
-      <w:r>
-        <w:rPr>
-          <w:rFonts w:ascii="Calibri" w:hAnsi="Calibri"/>
-          <w:b/>
-          <w:color w:val="101110"/>
-          <w:sz w:val="22"/>
-        </w:rPr>
-        <w:t>row count</w:t>
-      </w:r>
-      <w:r>
-        <w:rPr>
-          <w:rFonts w:ascii="Calibri" w:hAnsi="Calibri"/>
-          <w:color w:val="101110"/>
-          <w:sz w:val="22"/>
-        </w:rPr>
-        <w:t xml:space="preserve"> and the</w:t>
-      </w:r>
-    </w:p>
-    <w:p>
-      <w:pPr>
-        <w:spacing w:after="120"/>
-      </w:pPr>
-      <w:r>
-        <w:rPr>
-          <w:rFonts w:ascii="Calibri" w:hAnsi="Calibri"/>
-          <w:b/>
-          <w:color w:val="101110"/>
-          <w:sz w:val="22"/>
-        </w:rPr>
-        <w:t>total Revenue</w:t>
-      </w:r>
-      <w:r>
-        <w:rPr>
-          <w:rFonts w:ascii="Calibri" w:hAnsi="Calibri"/>
-          <w:color w:val="101110"/>
-          <w:sz w:val="22"/>
-        </w:rPr>
-        <w:t>.</w:t>
-      </w:r>
-    </w:p>
-    <w:p>
-      <w:pPr>
-        <w:pStyle w:val="ListNumber"/>
-        <w:spacing w:after="40"/>
-        <w:ind w:left="432" w:hanging="259"/>
-      </w:pPr>
-      <w:r>
-        <w:rPr>
-          <w:rFonts w:ascii="Calibri" w:hAnsi="Calibri"/>
-          <w:b/>
-          <w:color w:val="101110"/>
-          <w:sz w:val="22"/>
-        </w:rPr>
-        <w:t>One sentence</w:t>
-      </w:r>
-      <w:r>
-        <w:rPr>
-          <w:rFonts w:ascii="Calibri" w:hAnsi="Calibri"/>
-          <w:color w:val="101110"/>
-          <w:sz w:val="22"/>
-        </w:rPr>
-        <w:t xml:space="preserve"> on a decision you made — for example, how you handled the</w:t>
-      </w:r>
-    </w:p>
-    <w:p>
-      <w:pPr>
-        <w:spacing w:after="120"/>
-      </w:pPr>
-      <w:r>
-        <w:rPr>
-          <w:rFonts w:ascii="Calibri" w:hAnsi="Calibri"/>
-          <w:color w:val="101110"/>
-          <w:sz w:val="22"/>
-        </w:rPr>
-        <w:t>blank Region rows (drop them? flag them? why?). There's no single right answer; we want your reasoning.</w:t>
+        <w:t>That's it. If you remember a step we did for duplicates or the TOTAL row, do that too — but the six steps above are the assignment.</w:t>
       </w:r>
     </w:p>
     <w:p>
@@ -1267,77 +392,7 @@
           <w:color w:val="101110"/>
           <w:sz w:val="30"/>
         </w:rPr>
-        <w:t>Stretch (optional, recommended)</w:t>
-      </w:r>
-    </w:p>
-    <w:p>
-      <w:pPr>
-        <w:spacing w:after="120"/>
-      </w:pPr>
-      <w:r>
-        <w:rPr>
-          <w:rFonts w:ascii="Calibri" w:hAnsi="Calibri"/>
-          <w:color w:val="101110"/>
-          <w:sz w:val="22"/>
-        </w:rPr>
-        <w:t xml:space="preserve">Run the same clean on a </w:t>
-      </w:r>
-      <w:r>
-        <w:rPr>
-          <w:rFonts w:ascii="Calibri" w:hAnsi="Calibri"/>
-          <w:b/>
-          <w:color w:val="101110"/>
-          <w:sz w:val="22"/>
-        </w:rPr>
-        <w:t>small, anonymized sample of your own messy data</w:t>
-      </w:r>
-      <w:r>
-        <w:rPr>
-          <w:rFonts w:ascii="Calibri" w:hAnsi="Calibri"/>
-          <w:color w:val="101110"/>
-          <w:sz w:val="22"/>
-        </w:rPr>
-        <w:t>. Note one thing AI got wrong or one step that didn't translate, and bring it to Session 2.</w:t>
-      </w:r>
-    </w:p>
-    <w:p>
-      <w:pPr>
-        <w:spacing w:after="80"/>
-        <w:ind w:left="360"/>
-        <w:pBdr>
-          <w:left w:val="single" w:sz="24" w:space="8" w:color="B1E882"/>
-        </w:pBdr>
-      </w:pPr>
-      <w:r>
-        <w:rPr>
-          <w:rFonts w:ascii="Calibri" w:hAnsi="Calibri"/>
-          <w:b/>
-          <w:color w:val="3A3D38"/>
-          <w:sz w:val="22"/>
-        </w:rPr>
-        <w:t>Data safety:</w:t>
-      </w:r>
-      <w:r>
-        <w:rPr>
-          <w:rFonts w:ascii="Calibri" w:hAnsi="Calibri"/>
-          <w:color w:val="3A3D38"/>
-          <w:sz w:val="22"/>
-        </w:rPr>
-        <w:t xml:space="preserve"> keep confidential or regulated data out of public AI tools unless your organization has approved them. A 10–20 row anonymized sample is plenty to practice on.</w:t>
-      </w:r>
-    </w:p>
-    <w:p>
-      <w:pPr>
-        <w:spacing w:before="200" w:after="60"/>
-      </w:pPr>
-      <w:r>
-        <w:rPr>
-          <w:rFonts w:ascii="Calibri" w:hAnsi="Calibri"/>
-          <w:b/>
-          <w:color w:val="101110"/>
-          <w:sz w:val="30"/>
-        </w:rPr>
-        <w:t>Self-check</w:t>
+        <w:t>Check your work</w:t>
       </w:r>
     </w:p>
     <w:p>
@@ -1352,7 +407,24 @@
           <w:color w:val="101110"/>
           <w:sz w:val="22"/>
         </w:rPr>
-        <w:t>[ ] My row count is ~248 and total Revenue is ≈ $555K</w:t>
+        <w:t xml:space="preserve">Around </w:t>
+      </w:r>
+      <w:r>
+        <w:rPr>
+          <w:rFonts w:ascii="Calibri" w:hAnsi="Calibri"/>
+          <w:b/>
+          <w:color w:val="101110"/>
+          <w:sz w:val="22"/>
+        </w:rPr>
+        <w:t>248 rows</w:t>
+      </w:r>
+      <w:r>
+        <w:rPr>
+          <w:rFonts w:ascii="Calibri" w:hAnsi="Calibri"/>
+          <w:color w:val="101110"/>
+          <w:sz w:val="22"/>
+        </w:rPr>
+        <w:t>.</w:t>
       </w:r>
     </w:p>
     <w:p>
@@ -1367,38 +439,7 @@
           <w:color w:val="101110"/>
           <w:sz w:val="22"/>
         </w:rPr>
-        <w:t xml:space="preserve">[ ] </w:t>
-      </w:r>
-      <w:r>
-        <w:rPr>
-          <w:rFonts w:ascii="Consolas" w:hAnsi="Consolas"/>
-          <w:color w:val="333333"/>
-          <w:sz w:val="22"/>
-        </w:rPr>
-        <w:t>Region</w:t>
-      </w:r>
-      <w:r>
-        <w:rPr>
-          <w:rFonts w:ascii="Calibri" w:hAnsi="Calibri"/>
-          <w:color w:val="101110"/>
-          <w:sz w:val="22"/>
-        </w:rPr>
-        <w:t xml:space="preserve"> shows exactly 4 (or 5 with an "Unknown" bucket) distinct values</w:t>
-      </w:r>
-    </w:p>
-    <w:p>
-      <w:pPr>
-        <w:pStyle w:val="ListBullet"/>
-        <w:spacing w:after="40"/>
-        <w:ind w:left="432" w:hanging="259"/>
-      </w:pPr>
-      <w:r>
-        <w:rPr>
-          <w:rFonts w:ascii="Calibri" w:hAnsi="Calibri"/>
-          <w:color w:val="101110"/>
-          <w:sz w:val="22"/>
-        </w:rPr>
-        <w:t xml:space="preserve">[ ] I clicked </w:t>
+        <w:t xml:space="preserve">Total </w:t>
       </w:r>
       <w:r>
         <w:rPr>
@@ -1407,7 +448,7 @@
           <w:color w:val="101110"/>
           <w:sz w:val="22"/>
         </w:rPr>
-        <w:t>Refresh</w:t>
+        <w:t>Revenue ≈ $555,000</w:t>
       </w:r>
       <w:r>
         <w:rPr>
@@ -1415,14 +456,12 @@
           <w:color w:val="101110"/>
           <w:sz w:val="22"/>
         </w:rPr>
-        <w:t xml:space="preserve"> and the steps re-ran with no manual edits</w:t>
+        <w:t>.</w:t>
       </w:r>
     </w:p>
     <w:p>
       <w:pPr>
-        <w:pStyle w:val="ListBullet"/>
-        <w:spacing w:after="40"/>
-        <w:ind w:left="432" w:hanging="259"/>
+        <w:spacing w:after="120"/>
       </w:pPr>
       <w:r>
         <w:rPr>
@@ -1430,7 +469,111 @@
           <w:color w:val="101110"/>
           <w:sz w:val="22"/>
         </w:rPr>
-        <w:t>[ ] I can explain why I connected to the file instead of pasting it</w:t>
+        <w:t xml:space="preserve">Stuck on a step? The walkthrough is in </w:t>
+      </w:r>
+      <w:r>
+        <w:rPr>
+          <w:rFonts w:ascii="Consolas" w:hAnsi="Consolas"/>
+          <w:color w:val="333333"/>
+          <w:sz w:val="22"/>
+        </w:rPr>
+        <w:t>Instructor Notes / Session 1 - Solution (Power Query)</w:t>
+      </w:r>
+      <w:r>
+        <w:rPr>
+          <w:rFonts w:ascii="Calibri" w:hAnsi="Calibri"/>
+          <w:color w:val="101110"/>
+          <w:sz w:val="22"/>
+        </w:rPr>
+        <w:t xml:space="preserve"> — try first, peek second.</w:t>
+      </w:r>
+    </w:p>
+    <w:p>
+      <w:pPr>
+        <w:spacing w:before="200" w:after="60"/>
+      </w:pPr>
+      <w:r>
+        <w:rPr>
+          <w:rFonts w:ascii="Calibri" w:hAnsi="Calibri"/>
+          <w:b/>
+          <w:color w:val="101110"/>
+          <w:sz w:val="30"/>
+        </w:rPr>
+        <w:t>Share (required)</w:t>
+      </w:r>
+    </w:p>
+    <w:p>
+      <w:pPr>
+        <w:spacing w:after="120"/>
+      </w:pPr>
+      <w:r>
+        <w:rPr>
+          <w:rFonts w:ascii="Calibri" w:hAnsi="Calibri"/>
+          <w:color w:val="101110"/>
+          <w:sz w:val="22"/>
+        </w:rPr>
+        <w:t xml:space="preserve">Post a screenshot of your cleaned table's </w:t>
+      </w:r>
+      <w:r>
+        <w:rPr>
+          <w:rFonts w:ascii="Calibri" w:hAnsi="Calibri"/>
+          <w:b/>
+          <w:color w:val="101110"/>
+          <w:sz w:val="22"/>
+        </w:rPr>
+        <w:t>row count and total</w:t>
+      </w:r>
+      <w:r>
+        <w:rPr>
+          <w:rFonts w:ascii="Calibri" w:hAnsi="Calibri"/>
+          <w:color w:val="101110"/>
+          <w:sz w:val="22"/>
+        </w:rPr>
+        <w:t xml:space="preserve"> in the Slack channel.</w:t>
+      </w:r>
+    </w:p>
+    <w:p>
+      <w:pPr>
+        <w:spacing w:before="200" w:after="60"/>
+      </w:pPr>
+      <w:r>
+        <w:rPr>
+          <w:rFonts w:ascii="Calibri" w:hAnsi="Calibri"/>
+          <w:b/>
+          <w:color w:val="101110"/>
+          <w:sz w:val="30"/>
+        </w:rPr>
+        <w:t>Optional (only if you want to)</w:t>
+      </w:r>
+    </w:p>
+    <w:p>
+      <w:pPr>
+        <w:spacing w:after="120"/>
+      </w:pPr>
+      <w:r>
+        <w:rPr>
+          <w:rFonts w:ascii="Calibri" w:hAnsi="Calibri"/>
+          <w:color w:val="101110"/>
+          <w:sz w:val="22"/>
+        </w:rPr>
+        <w:t>Try the same six steps on a small, anonymized sample of your own messy data, and bring one question to Session 2. Completely optional.</w:t>
+      </w:r>
+    </w:p>
+    <w:p>
+      <w:pPr>
+        <w:spacing w:after="80"/>
+        <w:ind w:left="360"/>
+        <w:pBdr>
+          <w:left w:val="single" w:sz="24" w:space="8" w:color="B1E882"/>
+        </w:pBdr>
+      </w:pPr>
+      <w:r>
+        <w:rPr>
+          <w:rFonts w:ascii="Calibri" w:hAnsi="Calibri"/>
+          <w:color w:val="3A3D38"/>
+          <w:sz w:val="22"/>
+        </w:rPr>
+        <w:t>Keep confidential data out of public AI tools unless your organization has approved them. A few sample rows is plenty.</w:t>
       </w:r>
     </w:p>
     <w:sectPr>

--- a/Session 1 - The Modern Excel + AI Landscape/Exercise.docx
+++ b/Session 1 - The Modern Excel + AI Landscape/Exercise.docx
@@ -13,7 +13,7 @@
           <w:color w:val="6FA63C"/>
           <w:sz w:val="22"/>
         </w:rPr>
-        <w:t>SESSION 1 EXERCISE</w:t>
+        <w:t>SESSION 1 IN-SESSION EXERCISE</w:t>
       </w:r>
     </w:p>
     <w:p>
@@ -27,7 +27,7 @@
           <w:color w:val="101110"/>
           <w:sz w:val="44"/>
         </w:rPr>
-        <w:t>Session 1 — Take‑Home Exercise</w:t>
+        <w:t>Session 1 — In‑Session Exercise</w:t>
       </w:r>
     </w:p>
     <w:p>
@@ -49,7 +49,7 @@
           <w:color w:val="101110"/>
           <w:sz w:val="22"/>
         </w:rPr>
-        <w:t>Time:</w:t>
+        <w:t>We do this together, live in class.</w:t>
       </w:r>
       <w:r>
         <w:rPr>
@@ -57,25 +57,13 @@
           <w:color w:val="101110"/>
           <w:sz w:val="22"/>
         </w:rPr>
-        <w:t xml:space="preserve"> about 20 minutes · </w:t>
+        <w:t xml:space="preserve"> Follow along during the demo, take a few minutes on your own, then we regroup and finish it together. Nothing is left for homework.</w:t>
       </w:r>
-      <w:r>
-        <w:rPr>
-          <w:rFonts w:ascii="Calibri" w:hAnsi="Calibri"/>
-          <w:b/>
-          <w:color w:val="101110"/>
-          <w:sz w:val="22"/>
-        </w:rPr>
-        <w:t>Tool:</w:t>
-      </w:r>
-      <w:r>
-        <w:rPr>
-          <w:rFonts w:ascii="Calibri" w:hAnsi="Calibri"/>
-          <w:color w:val="101110"/>
-          <w:sz w:val="22"/>
-        </w:rPr>
-        <w:t xml:space="preserve"> Power Query </w:t>
-      </w:r>
+    </w:p>
+    <w:p>
+      <w:pPr>
+        <w:spacing w:after="120"/>
+      </w:pPr>
       <w:r>
         <w:rPr>
           <w:rFonts w:ascii="Calibri" w:hAnsi="Calibri"/>
@@ -112,19 +100,6 @@
     </w:p>
     <w:p>
       <w:pPr>
-        <w:spacing w:after="120"/>
-      </w:pPr>
-      <w:r>
-        <w:rPr>
-          <w:rFonts w:ascii="Calibri" w:hAnsi="Calibri"/>
-          <w:color w:val="101110"/>
-          <w:sz w:val="22"/>
-        </w:rPr>
-        <w:t>This is just the clean we did together in class — now on your own, start to finish. Same file, same steps. Nothing new.</w:t>
-      </w:r>
-    </w:p>
-    <w:p>
-      <w:pPr>
         <w:spacing w:before="200" w:after="60"/>
       </w:pPr>
       <w:r>
@@ -134,7 +109,7 @@
           <w:color w:val="101110"/>
           <w:sz w:val="30"/>
         </w:rPr>
-        <w:t>What to do</w:t>
+        <w:t>Follow along (with the instructor)</w:t>
       </w:r>
     </w:p>
     <w:p>
@@ -147,7 +122,7 @@
           <w:color w:val="101110"/>
           <w:sz w:val="22"/>
         </w:rPr>
-        <w:t>Open the file in Power Query and run the same steps we did in class:</w:t>
+        <w:t>As we go, do these with me in Power Query:</w:t>
       </w:r>
     </w:p>
     <w:p>
@@ -163,7 +138,7 @@
           <w:color w:val="101110"/>
           <w:sz w:val="22"/>
         </w:rPr>
-        <w:t>Connect</w:t>
+        <w:t>Connect:</w:t>
       </w:r>
       <w:r>
         <w:rPr>
@@ -171,7 +146,7 @@
           <w:color w:val="101110"/>
           <w:sz w:val="22"/>
         </w:rPr>
-        <w:t xml:space="preserve"> (Get Data ▸ From Text/CSV ▸ Transform Data).</w:t>
+        <w:t xml:space="preserve"> Get Data ▸ From Text/CSV ▸ Transform Data.</w:t>
       </w:r>
     </w:p>
     <w:p>
@@ -260,7 +235,7 @@
           <w:color w:val="101110"/>
           <w:sz w:val="22"/>
         </w:rPr>
-        <w:t xml:space="preserve"> remove </w:t>
+        <w:t xml:space="preserve"> Replace Values to remove </w:t>
       </w:r>
       <w:r>
         <w:rPr>
@@ -292,12 +267,56 @@
           <w:color w:val="101110"/>
           <w:sz w:val="22"/>
         </w:rPr>
-        <w:t>, then change the type to a number.</w:t>
+        <w:t>, then Change Type → Decimal Number.</w:t>
       </w:r>
     </w:p>
     <w:p>
       <w:pPr>
-        <w:pStyle w:val="ListNumber"/>
+        <w:spacing w:before="200" w:after="60"/>
+      </w:pPr>
+      <w:r>
+        <w:rPr>
+          <w:rFonts w:ascii="Calibri" w:hAnsi="Calibri"/>
+          <w:b/>
+          <w:color w:val="101110"/>
+          <w:sz w:val="30"/>
+        </w:rPr>
+        <w:t>Your turn (a few minutes, on your own)</w:t>
+      </w:r>
+    </w:p>
+    <w:p>
+      <w:pPr>
+        <w:spacing w:after="120"/>
+      </w:pPr>
+      <w:r>
+        <w:rPr>
+          <w:rFonts w:ascii="Calibri" w:hAnsi="Calibri"/>
+          <w:color w:val="101110"/>
+          <w:sz w:val="22"/>
+        </w:rPr>
+        <w:t xml:space="preserve">Fix the </w:t>
+      </w:r>
+      <w:r>
+        <w:rPr>
+          <w:rFonts w:ascii="Calibri" w:hAnsi="Calibri"/>
+          <w:b/>
+          <w:color w:val="101110"/>
+          <w:sz w:val="22"/>
+        </w:rPr>
+        <w:t>Quantity</w:t>
+      </w:r>
+      <w:r>
+        <w:rPr>
+          <w:rFonts w:ascii="Calibri" w:hAnsi="Calibri"/>
+          <w:color w:val="101110"/>
+          <w:sz w:val="22"/>
+        </w:rPr>
+        <w:t xml:space="preserve"> column the same way we just did Revenue:</w:t>
+      </w:r>
+    </w:p>
+    <w:p>
+      <w:pPr>
+        <w:pStyle w:val="ListBullet"/>
         <w:spacing w:after="40"/>
         <w:ind w:left="432" w:hanging="259"/>
       </w:pPr>
@@ -308,32 +327,22 @@
           <w:color w:val="101110"/>
           <w:sz w:val="22"/>
         </w:rPr>
-        <w:t>Fix Quantity:</w:t>
+        <w:t>Change Type → Whole Number</w:t>
       </w:r>
+    </w:p>
+    <w:p>
+      <w:pPr>
+        <w:pStyle w:val="ListBullet"/>
+        <w:spacing w:after="40"/>
+        <w:ind w:left="432" w:hanging="259"/>
+      </w:pPr>
       <w:r>
         <w:rPr>
           <w:rFonts w:ascii="Calibri" w:hAnsi="Calibri"/>
           <w:color w:val="101110"/>
           <w:sz w:val="22"/>
         </w:rPr>
-        <w:t xml:space="preserve"> change to a whole number; </w:t>
-      </w:r>
-      <w:r>
-        <w:rPr>
-          <w:rFonts w:ascii="Calibri" w:hAnsi="Calibri"/>
-          <w:b/>
-          <w:color w:val="101110"/>
-          <w:sz w:val="22"/>
-        </w:rPr>
-        <w:t>Remove Errors</w:t>
-      </w:r>
-      <w:r>
-        <w:rPr>
-          <w:rFonts w:ascii="Calibri" w:hAnsi="Calibri"/>
-          <w:color w:val="101110"/>
-          <w:sz w:val="22"/>
-        </w:rPr>
-        <w:t xml:space="preserve"> for the </w:t>
+        <w:t xml:space="preserve">One cell says </w:t>
       </w:r>
       <w:r>
         <w:rPr>
@@ -349,15 +358,8 @@
           <w:color w:val="101110"/>
           <w:sz w:val="22"/>
         </w:rPr>
-        <w:t xml:space="preserve"> cell.</w:t>
+        <w:t xml:space="preserve"> and will error → </w:t>
       </w:r>
-    </w:p>
-    <w:p>
-      <w:pPr>
-        <w:pStyle w:val="ListNumber"/>
-        <w:spacing w:after="40"/>
-        <w:ind w:left="432" w:hanging="259"/>
-      </w:pPr>
       <w:r>
         <w:rPr>
           <w:rFonts w:ascii="Calibri" w:hAnsi="Calibri"/>
@@ -365,7 +367,7 @@
           <w:color w:val="101110"/>
           <w:sz w:val="22"/>
         </w:rPr>
-        <w:t>Close &amp; Load.</w:t>
+        <w:t>Remove Errors</w:t>
       </w:r>
     </w:p>
     <w:p>
@@ -378,7 +380,34 @@
           <w:color w:val="101110"/>
           <w:sz w:val="22"/>
         </w:rPr>
-        <w:t>That's it. If you remember a step we did for duplicates or the TOTAL row, do that too — but the six steps above are the assignment.</w:t>
+        <w:t>That's the whole task — same moves, smaller bite. Don't worry if you get stuck.</w:t>
+      </w:r>
+    </w:p>
+    <w:p>
+      <w:pPr>
+        <w:spacing w:before="200" w:after="60"/>
+      </w:pPr>
+      <w:r>
+        <w:rPr>
+          <w:rFonts w:ascii="Calibri" w:hAnsi="Calibri"/>
+          <w:b/>
+          <w:color w:val="101110"/>
+          <w:sz w:val="30"/>
+        </w:rPr>
+        <w:t>We regroup</w:t>
+      </w:r>
+    </w:p>
+    <w:p>
+      <w:pPr>
+        <w:spacing w:after="120"/>
+      </w:pPr>
+      <w:r>
+        <w:rPr>
+          <w:rFonts w:ascii="Calibri" w:hAnsi="Calibri"/>
+          <w:color w:val="101110"/>
+          <w:sz w:val="22"/>
+        </w:rPr>
+        <w:t>We'll do the Quantity column together and check it. Your row count should drop by one.</w:t>
       </w:r>
     </w:p>
     <w:p>
@@ -397,9 +426,7 @@
     </w:p>
     <w:p>
       <w:pPr>
-        <w:pStyle w:val="ListBullet"/>
-        <w:spacing w:after="40"/>
-        <w:ind w:left="432" w:hanging="259"/>
+        <w:spacing w:after="120"/>
       </w:pPr>
       <w:r>
         <w:rPr>
@@ -407,7 +434,7 @@
           <w:color w:val="101110"/>
           <w:sz w:val="22"/>
         </w:rPr>
-        <w:t xml:space="preserve">Around </w:t>
+        <w:t xml:space="preserve">After the full clean (which we finish together): about </w:t>
       </w:r>
       <w:r>
         <w:rPr>
@@ -424,22 +451,7 @@
           <w:color w:val="101110"/>
           <w:sz w:val="22"/>
         </w:rPr>
-        <w:t>.</w:t>
-      </w:r>
-    </w:p>
-    <w:p>
-      <w:pPr>
-        <w:pStyle w:val="ListBullet"/>
-        <w:spacing w:after="40"/>
-        <w:ind w:left="432" w:hanging="259"/>
-      </w:pPr>
-      <w:r>
-        <w:rPr>
-          <w:rFonts w:ascii="Calibri" w:hAnsi="Calibri"/>
-          <w:color w:val="101110"/>
-          <w:sz w:val="22"/>
-        </w:rPr>
-        <w:t xml:space="preserve">Total </w:t>
+        <w:t xml:space="preserve">, total </w:t>
       </w:r>
       <w:r>
         <w:rPr>
@@ -461,35 +473,6 @@
     </w:p>
     <w:p>
       <w:pPr>
-        <w:spacing w:after="120"/>
-      </w:pPr>
-      <w:r>
-        <w:rPr>
-          <w:rFonts w:ascii="Calibri" w:hAnsi="Calibri"/>
-          <w:color w:val="101110"/>
-          <w:sz w:val="22"/>
-        </w:rPr>
-        <w:t xml:space="preserve">Stuck on a step? The walkthrough is in </w:t>
-      </w:r>
-      <w:r>
-        <w:rPr>
-          <w:rFonts w:ascii="Consolas" w:hAnsi="Consolas"/>
-          <w:color w:val="333333"/>
-          <w:sz w:val="22"/>
-        </w:rPr>
-        <w:t>Instructor Notes / Session 1 - Solution (Power Query)</w:t>
-      </w:r>
-      <w:r>
-        <w:rPr>
-          <w:rFonts w:ascii="Calibri" w:hAnsi="Calibri"/>
-          <w:color w:val="101110"/>
-          <w:sz w:val="22"/>
-        </w:rPr>
-        <w:t xml:space="preserve"> — try first, peek second.</w:t>
-      </w:r>
-    </w:p>
-    <w:p>
-      <w:pPr>
         <w:spacing w:before="200" w:after="60"/>
       </w:pPr>
       <w:r>
@@ -499,7 +482,7 @@
           <w:color w:val="101110"/>
           <w:sz w:val="30"/>
         </w:rPr>
-        <w:t>Share (required)</w:t>
+        <w:t>Optional, anytime after class</w:t>
       </w:r>
     </w:p>
     <w:p>
@@ -512,51 +495,7 @@
           <w:color w:val="101110"/>
           <w:sz w:val="22"/>
         </w:rPr>
-        <w:t xml:space="preserve">Post a screenshot of your cleaned table's </w:t>
-      </w:r>
-      <w:r>
-        <w:rPr>
-          <w:rFonts w:ascii="Calibri" w:hAnsi="Calibri"/>
-          <w:b/>
-          <w:color w:val="101110"/>
-          <w:sz w:val="22"/>
-        </w:rPr>
-        <w:t>row count and total</w:t>
-      </w:r>
-      <w:r>
-        <w:rPr>
-          <w:rFonts w:ascii="Calibri" w:hAnsi="Calibri"/>
-          <w:color w:val="101110"/>
-          <w:sz w:val="22"/>
-        </w:rPr>
-        <w:t xml:space="preserve"> in the Slack channel.</w:t>
-      </w:r>
-    </w:p>
-    <w:p>
-      <w:pPr>
-        <w:spacing w:before="200" w:after="60"/>
-      </w:pPr>
-      <w:r>
-        <w:rPr>
-          <w:rFonts w:ascii="Calibri" w:hAnsi="Calibri"/>
-          <w:b/>
-          <w:color w:val="101110"/>
-          <w:sz w:val="30"/>
-        </w:rPr>
-        <w:t>Optional (only if you want to)</w:t>
-      </w:r>
-    </w:p>
-    <w:p>
-      <w:pPr>
-        <w:spacing w:after="120"/>
-      </w:pPr>
-      <w:r>
-        <w:rPr>
-          <w:rFonts w:ascii="Calibri" w:hAnsi="Calibri"/>
-          <w:color w:val="101110"/>
-          <w:sz w:val="22"/>
-        </w:rPr>
-        <w:t>Try the same six steps on a small, anonymized sample of your own messy data, and bring one question to Session 2. Completely optional.</w:t>
+        <w:t>If you'd like, try the same steps on a small, anonymized sample of your own messy data. Completely optional — not required.</w:t>
       </w:r>
     </w:p>
     <w:p>
@@ -573,7 +512,7 @@
           <w:color w:val="3A3D38"/>
           <w:sz w:val="22"/>
         </w:rPr>
-        <w:t>Keep confidential data out of public AI tools unless your organization has approved them. A few sample rows is plenty.</w:t>
+        <w:t>Keep confidential data out of public AI tools unless your organization has approved them.</w:t>
       </w:r>
     </w:p>
     <w:sectPr>

--- a/Session 1 - The Modern Excel + AI Landscape/Exercise.docx
+++ b/Session 1 - The Modern Excel + AI Landscape/Exercise.docx
@@ -13,7 +13,7 @@
           <w:color w:val="6FA63C"/>
           <w:sz w:val="22"/>
         </w:rPr>
-        <w:t>SESSION 1 IN-SESSION EXERCISE</w:t>
+        <w:t>SESSION 1 YOUR TURN</w:t>
       </w:r>
     </w:p>
     <w:p>
@@ -27,7 +27,7 @@
           <w:color w:val="101110"/>
           <w:sz w:val="44"/>
         </w:rPr>
-        <w:t>Session 1 — In‑Session Exercise</w:t>
+        <w:t>Session 1 — Your Turn (In‑Session Exercise)</w:t>
       </w:r>
     </w:p>
     <w:p>
@@ -49,7 +49,7 @@
           <w:color w:val="101110"/>
           <w:sz w:val="22"/>
         </w:rPr>
-        <w:t>We do this together, live in class.</w:t>
+        <w:t>Do this live in class</w:t>
       </w:r>
       <w:r>
         <w:rPr>
@@ -57,7 +57,24 @@
           <w:color w:val="101110"/>
           <w:sz w:val="22"/>
         </w:rPr>
-        <w:t xml:space="preserve"> Follow along during the demo, take a few minutes on your own, then we regroup and finish it together. Nothing is left for homework.</w:t>
+        <w:t xml:space="preserve">, on your own, right after the demo. It's the same clean we just did together — start to finish — on a </w:t>
+      </w:r>
+      <w:r>
+        <w:rPr>
+          <w:rFonts w:ascii="Calibri" w:hAnsi="Calibri"/>
+          <w:b/>
+          <w:color w:val="101110"/>
+          <w:sz w:val="22"/>
+        </w:rPr>
+        <w:t>new file</w:t>
+      </w:r>
+      <w:r>
+        <w:rPr>
+          <w:rFonts w:ascii="Calibri" w:hAnsi="Calibri"/>
+          <w:color w:val="101110"/>
+          <w:sz w:val="22"/>
+        </w:rPr>
+        <w:t>. We'll regroup and build it together afterward, so don't worry if you get stuck.</w:t>
       </w:r>
     </w:p>
     <w:p>
@@ -87,7 +104,7 @@
           <w:color w:val="333333"/>
           <w:sz w:val="22"/>
         </w:rPr>
-        <w:t>Data/regional-sales-RAW.csv</w:t>
+        <w:t>Data/expense-reimbursements-RAW.csv</w:t>
       </w:r>
       <w:r>
         <w:rPr>
@@ -95,7 +112,7 @@
           <w:color w:val="101110"/>
           <w:sz w:val="22"/>
         </w:rPr>
-        <w:t xml:space="preserve"> (in this session's folder)</w:t>
+        <w:t xml:space="preserve"> (a messy employee expense export)</w:t>
       </w:r>
     </w:p>
     <w:p>
@@ -109,7 +126,7 @@
           <w:color w:val="101110"/>
           <w:sz w:val="30"/>
         </w:rPr>
-        <w:t>Follow along (with the instructor)</w:t>
+        <w:t>Your task: clean it into one trustworthy, refreshable table</w:t>
       </w:r>
     </w:p>
     <w:p>
@@ -122,7 +139,7 @@
           <w:color w:val="101110"/>
           <w:sz w:val="22"/>
         </w:rPr>
-        <w:t>As we go, do these with me in Power Query:</w:t>
+        <w:t>Work in Power Query, the same steps as the demo:</w:t>
       </w:r>
     </w:p>
     <w:p>
@@ -138,7 +155,7 @@
           <w:color w:val="101110"/>
           <w:sz w:val="22"/>
         </w:rPr>
-        <w:t>Connect:</w:t>
+        <w:t>Connect</w:t>
       </w:r>
       <w:r>
         <w:rPr>
@@ -146,7 +163,7 @@
           <w:color w:val="101110"/>
           <w:sz w:val="22"/>
         </w:rPr>
-        <w:t xml:space="preserve"> Get Data ▸ From Text/CSV ▸ Transform Data.</w:t>
+        <w:t xml:space="preserve"> — Get Data ▸ From Text/CSV ▸ Transform Data.</w:t>
       </w:r>
     </w:p>
     <w:p>
@@ -162,7 +179,7 @@
           <w:color w:val="101110"/>
           <w:sz w:val="22"/>
         </w:rPr>
-        <w:t>Remove the 3 junk rows</w:t>
+        <w:t>Remove the 2 title rows + blank row</w:t>
       </w:r>
       <w:r>
         <w:rPr>
@@ -170,24 +187,7 @@
           <w:color w:val="101110"/>
           <w:sz w:val="22"/>
         </w:rPr>
-        <w:t xml:space="preserve"> at the top; </w:t>
-      </w:r>
-      <w:r>
-        <w:rPr>
-          <w:rFonts w:ascii="Calibri" w:hAnsi="Calibri"/>
-          <w:b/>
-          <w:color w:val="101110"/>
-          <w:sz w:val="22"/>
-        </w:rPr>
-        <w:t>Use First Row as Headers</w:t>
-      </w:r>
-      <w:r>
-        <w:rPr>
-          <w:rFonts w:ascii="Calibri" w:hAnsi="Calibri"/>
-          <w:color w:val="101110"/>
-          <w:sz w:val="22"/>
-        </w:rPr>
-        <w:t>.</w:t>
+        <w:t xml:space="preserve"> at the top; Use First Row as Headers.</w:t>
       </w:r>
     </w:p>
     <w:p>
@@ -211,7 +211,7 @@
           <w:color w:val="101110"/>
           <w:sz w:val="22"/>
         </w:rPr>
-        <w:t xml:space="preserve"> the text columns.</w:t>
+        <w:t xml:space="preserve"> the text columns (Employee, Department, Category).</w:t>
       </w:r>
     </w:p>
     <w:p>
@@ -227,7 +227,7 @@
           <w:color w:val="101110"/>
           <w:sz w:val="22"/>
         </w:rPr>
-        <w:t>Fix Revenue:</w:t>
+        <w:t>Standardize Department with AI</w:t>
       </w:r>
       <w:r>
         <w:rPr>
@@ -235,7 +235,165 @@
           <w:color w:val="101110"/>
           <w:sz w:val="22"/>
         </w:rPr>
-        <w:t xml:space="preserve"> Replace Values to remove </w:t>
+        <w:t xml:space="preserve"> — it has messy spellings (</w:t>
+      </w:r>
+      <w:r>
+        <w:rPr>
+          <w:rFonts w:ascii="Consolas" w:hAnsi="Consolas"/>
+          <w:color w:val="333333"/>
+          <w:sz w:val="22"/>
+        </w:rPr>
+        <w:t>Marketing</w:t>
+      </w:r>
+      <w:r>
+        <w:rPr>
+          <w:rFonts w:ascii="Calibri" w:hAnsi="Calibri"/>
+          <w:color w:val="101110"/>
+          <w:sz w:val="22"/>
+        </w:rPr>
+        <w:t>,</w:t>
+      </w:r>
+    </w:p>
+    <w:p>
+      <w:pPr>
+        <w:spacing w:after="120"/>
+      </w:pPr>
+      <w:r>
+        <w:rPr>
+          <w:rFonts w:ascii="Consolas" w:hAnsi="Consolas"/>
+          <w:color w:val="333333"/>
+          <w:sz w:val="22"/>
+        </w:rPr>
+        <w:t>marketing</w:t>
+      </w:r>
+      <w:r>
+        <w:rPr>
+          <w:rFonts w:ascii="Calibri" w:hAnsi="Calibri"/>
+          <w:color w:val="101110"/>
+          <w:sz w:val="22"/>
+        </w:rPr>
+        <w:t xml:space="preserve">, </w:t>
+      </w:r>
+      <w:r>
+        <w:rPr>
+          <w:rFonts w:ascii="Consolas" w:hAnsi="Consolas"/>
+          <w:color w:val="333333"/>
+          <w:sz w:val="22"/>
+        </w:rPr>
+        <w:t>Mktg</w:t>
+      </w:r>
+      <w:r>
+        <w:rPr>
+          <w:rFonts w:ascii="Calibri" w:hAnsi="Calibri"/>
+          <w:color w:val="101110"/>
+          <w:sz w:val="22"/>
+        </w:rPr>
+        <w:t xml:space="preserve">, </w:t>
+      </w:r>
+      <w:r>
+        <w:rPr>
+          <w:rFonts w:ascii="Consolas" w:hAnsi="Consolas"/>
+          <w:color w:val="333333"/>
+          <w:sz w:val="22"/>
+        </w:rPr>
+        <w:t>Marketing Dept</w:t>
+      </w:r>
+      <w:r>
+        <w:rPr>
+          <w:rFonts w:ascii="Calibri" w:hAnsi="Calibri"/>
+          <w:color w:val="101110"/>
+          <w:sz w:val="22"/>
+        </w:rPr>
+        <w:t xml:space="preserve">, blanks…). Paste the values into your AI assistant and ask for an M step mapping them to four clean values (Marketing, Sales, Operations, Engineering). </w:t>
+      </w:r>
+      <w:r>
+        <w:rPr>
+          <w:rFonts w:ascii="Calibri" w:hAnsi="Calibri"/>
+          <w:b/>
+          <w:color w:val="101110"/>
+          <w:sz w:val="22"/>
+        </w:rPr>
+        <w:t>Read the code before you trust it.</w:t>
+      </w:r>
+    </w:p>
+    <w:p>
+      <w:pPr>
+        <w:pStyle w:val="ListNumber"/>
+        <w:spacing w:after="40"/>
+        <w:ind w:left="432" w:hanging="259"/>
+      </w:pPr>
+      <w:r>
+        <w:rPr>
+          <w:rFonts w:ascii="Calibri" w:hAnsi="Calibri"/>
+          <w:b/>
+          <w:color w:val="101110"/>
+          <w:sz w:val="22"/>
+        </w:rPr>
+        <w:t>Fix Employee</w:t>
+      </w:r>
+      <w:r>
+        <w:rPr>
+          <w:rFonts w:ascii="Calibri" w:hAnsi="Calibri"/>
+          <w:color w:val="101110"/>
+          <w:sz w:val="22"/>
+        </w:rPr>
+        <w:t xml:space="preserve"> — turn </w:t>
+      </w:r>
+      <w:r>
+        <w:rPr>
+          <w:rFonts w:ascii="Consolas" w:hAnsi="Consolas"/>
+          <w:color w:val="333333"/>
+          <w:sz w:val="22"/>
+        </w:rPr>
+        <w:t>Last, First</w:t>
+      </w:r>
+      <w:r>
+        <w:rPr>
+          <w:rFonts w:ascii="Calibri" w:hAnsi="Calibri"/>
+          <w:color w:val="101110"/>
+          <w:sz w:val="22"/>
+        </w:rPr>
+        <w:t xml:space="preserve"> into </w:t>
+      </w:r>
+      <w:r>
+        <w:rPr>
+          <w:rFonts w:ascii="Consolas" w:hAnsi="Consolas"/>
+          <w:color w:val="333333"/>
+          <w:sz w:val="22"/>
+        </w:rPr>
+        <w:t>First Last</w:t>
+      </w:r>
+      <w:r>
+        <w:rPr>
+          <w:rFonts w:ascii="Calibri" w:hAnsi="Calibri"/>
+          <w:color w:val="101110"/>
+          <w:sz w:val="22"/>
+        </w:rPr>
+        <w:t xml:space="preserve"> (Column From Examples).</w:t>
+      </w:r>
+    </w:p>
+    <w:p>
+      <w:pPr>
+        <w:pStyle w:val="ListNumber"/>
+        <w:spacing w:after="40"/>
+        <w:ind w:left="432" w:hanging="259"/>
+      </w:pPr>
+      <w:r>
+        <w:rPr>
+          <w:rFonts w:ascii="Calibri" w:hAnsi="Calibri"/>
+          <w:b/>
+          <w:color w:val="101110"/>
+          <w:sz w:val="22"/>
+        </w:rPr>
+        <w:t>Amount → number</w:t>
+      </w:r>
+      <w:r>
+        <w:rPr>
+          <w:rFonts w:ascii="Calibri" w:hAnsi="Calibri"/>
+          <w:color w:val="101110"/>
+          <w:sz w:val="22"/>
+        </w:rPr>
+        <w:t xml:space="preserve"> — Replace Values to strip </w:t>
       </w:r>
       <w:r>
         <w:rPr>
@@ -267,74 +425,12 @@
           <w:color w:val="101110"/>
           <w:sz w:val="22"/>
         </w:rPr>
-        <w:t>, then Change Type → Decimal Number.</w:t>
-      </w:r>
-    </w:p>
-    <w:p>
-      <w:pPr>
-        <w:spacing w:before="200" w:after="60"/>
-      </w:pPr>
-      <w:r>
-        <w:rPr>
-          <w:rFonts w:ascii="Calibri" w:hAnsi="Calibri"/>
-          <w:b/>
-          <w:color w:val="101110"/>
-          <w:sz w:val="30"/>
-        </w:rPr>
-        <w:t>Your turn (a few minutes, on your own)</w:t>
+        <w:t>, then Change Type → Decimal.</w:t>
       </w:r>
     </w:p>
     <w:p>
       <w:pPr>
         <w:spacing w:after="120"/>
-      </w:pPr>
-      <w:r>
-        <w:rPr>
-          <w:rFonts w:ascii="Calibri" w:hAnsi="Calibri"/>
-          <w:color w:val="101110"/>
-          <w:sz w:val="22"/>
-        </w:rPr>
-        <w:t xml:space="preserve">Fix the </w:t>
-      </w:r>
-      <w:r>
-        <w:rPr>
-          <w:rFonts w:ascii="Calibri" w:hAnsi="Calibri"/>
-          <w:b/>
-          <w:color w:val="101110"/>
-          <w:sz w:val="22"/>
-        </w:rPr>
-        <w:t>Quantity</w:t>
-      </w:r>
-      <w:r>
-        <w:rPr>
-          <w:rFonts w:ascii="Calibri" w:hAnsi="Calibri"/>
-          <w:color w:val="101110"/>
-          <w:sz w:val="22"/>
-        </w:rPr>
-        <w:t xml:space="preserve"> column the same way we just did Revenue:</w:t>
-      </w:r>
-    </w:p>
-    <w:p>
-      <w:pPr>
-        <w:pStyle w:val="ListBullet"/>
-        <w:spacing w:after="40"/>
-        <w:ind w:left="432" w:hanging="259"/>
-      </w:pPr>
-      <w:r>
-        <w:rPr>
-          <w:rFonts w:ascii="Calibri" w:hAnsi="Calibri"/>
-          <w:b/>
-          <w:color w:val="101110"/>
-          <w:sz w:val="22"/>
-        </w:rPr>
-        <w:t>Change Type → Whole Number</w:t>
-      </w:r>
-    </w:p>
-    <w:p>
-      <w:pPr>
-        <w:pStyle w:val="ListBullet"/>
-        <w:spacing w:after="40"/>
-        <w:ind w:left="432" w:hanging="259"/>
       </w:pPr>
       <w:r>
         <w:rPr>
@@ -350,7 +446,7 @@
           <w:color w:val="333333"/>
           <w:sz w:val="22"/>
         </w:rPr>
-        <w:t>two</w:t>
+        <w:t>forty</w:t>
       </w:r>
       <w:r>
         <w:rPr>
@@ -358,7 +454,31 @@
           <w:color w:val="101110"/>
           <w:sz w:val="22"/>
         </w:rPr>
-        <w:t xml:space="preserve"> and will error → </w:t>
+        <w:t xml:space="preserve"> and will error → Remove Errors.</w:t>
+      </w:r>
+    </w:p>
+    <w:p>
+      <w:pPr>
+        <w:pStyle w:val="ListNumber"/>
+        <w:spacing w:after="40"/>
+        <w:ind w:left="432" w:hanging="259"/>
+      </w:pPr>
+      <w:r>
+        <w:rPr>
+          <w:rFonts w:ascii="Calibri" w:hAnsi="Calibri"/>
+          <w:b/>
+          <w:color w:val="101110"/>
+          <w:sz w:val="22"/>
+        </w:rPr>
+        <w:t>Remove the TOTAL row</w:t>
+      </w:r>
+      <w:r>
+        <w:rPr>
+          <w:rFonts w:ascii="Calibri" w:hAnsi="Calibri"/>
+          <w:color w:val="101110"/>
+          <w:sz w:val="22"/>
+        </w:rPr>
+        <w:t xml:space="preserve"> (blank Report ID) and </w:t>
       </w:r>
       <w:r>
         <w:rPr>
@@ -367,47 +487,55 @@
           <w:color w:val="101110"/>
           <w:sz w:val="22"/>
         </w:rPr>
-        <w:t>Remove Errors</w:t>
+        <w:t>Remove Duplicates</w:t>
       </w:r>
-    </w:p>
-    <w:p>
-      <w:pPr>
-        <w:spacing w:after="120"/>
-      </w:pPr>
       <w:r>
         <w:rPr>
           <w:rFonts w:ascii="Calibri" w:hAnsi="Calibri"/>
           <w:color w:val="101110"/>
           <w:sz w:val="22"/>
         </w:rPr>
-        <w:t>That's the whole task — same moves, smaller bite. Don't worry if you get stuck.</w:t>
+        <w:t>.</w:t>
       </w:r>
     </w:p>
     <w:p>
       <w:pPr>
-        <w:spacing w:before="200" w:after="60"/>
+        <w:pStyle w:val="ListNumber"/>
+        <w:spacing w:after="40"/>
+        <w:ind w:left="432" w:hanging="259"/>
       </w:pPr>
       <w:r>
         <w:rPr>
           <w:rFonts w:ascii="Calibri" w:hAnsi="Calibri"/>
           <w:b/>
           <w:color w:val="101110"/>
-          <w:sz w:val="30"/>
+          <w:sz w:val="22"/>
         </w:rPr>
-        <w:t>We regroup</w:t>
+        <w:t>Submit Date → Date</w:t>
       </w:r>
-    </w:p>
-    <w:p>
-      <w:pPr>
-        <w:spacing w:after="120"/>
-      </w:pPr>
       <w:r>
         <w:rPr>
           <w:rFonts w:ascii="Calibri" w:hAnsi="Calibri"/>
           <w:color w:val="101110"/>
           <w:sz w:val="22"/>
         </w:rPr>
-        <w:t>We'll do the Quantity column together and check it. Your row count should drop by one.</w:t>
+        <w:t xml:space="preserve"> type.</w:t>
+      </w:r>
+    </w:p>
+    <w:p>
+      <w:pPr>
+        <w:pStyle w:val="ListNumber"/>
+        <w:spacing w:after="40"/>
+        <w:ind w:left="432" w:hanging="259"/>
+      </w:pPr>
+      <w:r>
+        <w:rPr>
+          <w:rFonts w:ascii="Calibri" w:hAnsi="Calibri"/>
+          <w:b/>
+          <w:color w:val="101110"/>
+          <w:sz w:val="22"/>
+        </w:rPr>
+        <w:t>Close &amp; Load.</w:t>
       </w:r>
     </w:p>
     <w:p>
@@ -426,7 +554,9 @@
     </w:p>
     <w:p>
       <w:pPr>
-        <w:spacing w:after="120"/>
+        <w:pStyle w:val="ListBullet"/>
+        <w:spacing w:after="40"/>
+        <w:ind w:left="432" w:hanging="259"/>
       </w:pPr>
       <w:r>
         <w:rPr>
@@ -434,7 +564,7 @@
           <w:color w:val="101110"/>
           <w:sz w:val="22"/>
         </w:rPr>
-        <w:t xml:space="preserve">After the full clean (which we finish together): about </w:t>
+        <w:t xml:space="preserve">About </w:t>
       </w:r>
       <w:r>
         <w:rPr>
@@ -443,7 +573,7 @@
           <w:color w:val="101110"/>
           <w:sz w:val="22"/>
         </w:rPr>
-        <w:t>248 rows</w:t>
+        <w:t>190 rows</w:t>
       </w:r>
       <w:r>
         <w:rPr>
@@ -451,7 +581,22 @@
           <w:color w:val="101110"/>
           <w:sz w:val="22"/>
         </w:rPr>
-        <w:t xml:space="preserve">, total </w:t>
+        <w:t>.</w:t>
+      </w:r>
+    </w:p>
+    <w:p>
+      <w:pPr>
+        <w:pStyle w:val="ListBullet"/>
+        <w:spacing w:after="40"/>
+        <w:ind w:left="432" w:hanging="259"/>
+      </w:pPr>
+      <w:r>
+        <w:rPr>
+          <w:rFonts w:ascii="Calibri" w:hAnsi="Calibri"/>
+          <w:color w:val="101110"/>
+          <w:sz w:val="22"/>
+        </w:rPr>
+        <w:t xml:space="preserve">Total </w:t>
       </w:r>
       <w:r>
         <w:rPr>
@@ -460,7 +605,7 @@
           <w:color w:val="101110"/>
           <w:sz w:val="22"/>
         </w:rPr>
-        <w:t>Revenue ≈ $555,000</w:t>
+        <w:t>Amount ≈ $226,000</w:t>
       </w:r>
       <w:r>
         <w:rPr>
@@ -482,7 +627,7 @@
           <w:color w:val="101110"/>
           <w:sz w:val="30"/>
         </w:rPr>
-        <w:t>Optional, anytime after class</w:t>
+        <w:t>If you finish early</w:t>
       </w:r>
     </w:p>
     <w:p>
@@ -495,7 +640,50 @@
           <w:color w:val="101110"/>
           <w:sz w:val="22"/>
         </w:rPr>
-        <w:t>If you'd like, try the same steps on a small, anonymized sample of your own messy data. Completely optional — not required.</w:t>
+        <w:t>Add a quick PivotTable of total Amount by Department, or by Category. Optional.</w:t>
+      </w:r>
+    </w:p>
+    <w:p>
+      <w:pPr>
+        <w:spacing w:before="200" w:after="60"/>
+      </w:pPr>
+      <w:r>
+        <w:rPr>
+          <w:rFonts w:ascii="Calibri" w:hAnsi="Calibri"/>
+          <w:b/>
+          <w:color w:val="101110"/>
+          <w:sz w:val="30"/>
+        </w:rPr>
+        <w:t>Stuck?</w:t>
+      </w:r>
+    </w:p>
+    <w:p>
+      <w:pPr>
+        <w:spacing w:after="120"/>
+      </w:pPr>
+      <w:r>
+        <w:rPr>
+          <w:rFonts w:ascii="Calibri" w:hAnsi="Calibri"/>
+          <w:color w:val="101110"/>
+          <w:sz w:val="22"/>
+        </w:rPr>
+        <w:t xml:space="preserve">That's expected — we regroup and do it together next. The full walkthrough is in </w:t>
+      </w:r>
+      <w:r>
+        <w:rPr>
+          <w:rFonts w:ascii="Consolas" w:hAnsi="Consolas"/>
+          <w:color w:val="333333"/>
+          <w:sz w:val="22"/>
+        </w:rPr>
+        <w:t>Instructor Notes / Session 1 - Solution (Power Query)</w:t>
+      </w:r>
+      <w:r>
+        <w:rPr>
+          <w:rFonts w:ascii="Calibri" w:hAnsi="Calibri"/>
+          <w:color w:val="101110"/>
+          <w:sz w:val="22"/>
+        </w:rPr>
+        <w:t xml:space="preserve"> (the steps are identical; only the column names differ).</w:t>
       </w:r>
     </w:p>
     <w:p>
